--- a/backend/src/main/resources/plantillas/ListaChequeo.docx
+++ b/backend/src/main/resources/plantillas/ListaChequeo.docx
@@ -1,6 +1,6 @@
 
 <file path=word/document.xml><?xml version="1.0" encoding="utf-8"?>
-<w:document xmlns:wpc="http://schemas.microsoft.com/office/word/2010/wordprocessingCanvas" xmlns:cx="http://schemas.microsoft.com/office/drawing/2014/chartex" xmlns:cx1="http://schemas.microsoft.com/office/drawing/2015/9/8/chartex" xmlns:cx2="http://schemas.microsoft.com/office/drawing/2015/10/21/chartex" xmlns:cx3="http://schemas.microsoft.com/office/drawing/2016/5/9/chartex" xmlns:cx4="http://schemas.microsoft.com/office/drawing/2016/5/10/chartex" xmlns:cx5="http://schemas.microsoft.com/office/drawing/2016/5/11/chartex" xmlns:cx6="http://schemas.microsoft.com/office/drawing/2016/5/12/chartex" xmlns:cx7="http://schemas.microsoft.com/office/drawing/2016/5/13/chartex" xmlns:cx8="http://schemas.microsoft.com/office/drawing/2016/5/14/chartex" xmlns:mc="http://schemas.openxmlformats.org/markup-compatibility/2006" xmlns:aink="http://schemas.microsoft.com/office/drawing/2016/ink" xmlns:am3d="http://schemas.microsoft.com/office/drawing/2017/model3d" xmlns:o="urn:schemas-microsoft-com:office:office" xmlns:oel="http://schemas.microsoft.com/office/2019/extlst" xmlns:r="http://schemas.openxmlformats.org/officeDocument/2006/relationships" xmlns:m="http://schemas.openxmlformats.org/officeDocument/2006/math" xmlns:v="urn:schemas-microsoft-com:vml" xmlns:wp14="http://schemas.microsoft.com/office/word/2010/wordprocessingDrawing" xmlns:wp="http://schemas.openxmlformats.org/drawingml/2006/wordprocessingDrawing" xmlns:w10="urn:schemas-microsoft-com:office:word" xmlns:w="http://schemas.openxmlformats.org/wordprocessingml/2006/main" xmlns:w14="http://schemas.microsoft.com/office/word/2010/wordml" xmlns:w15="http://schemas.microsoft.com/office/word/2012/wordml" xmlns:w16cei="http://schemas.microsoft.com/office/word/2026/wordml/cei" xmlns:w16cex="http://schemas.microsoft.com/office/word/2018/wordml/cex" xmlns:w16cid="http://schemas.microsoft.com/office/word/2016/wordml/cid" xmlns:w16="http://schemas.microsoft.com/office/word/2018/wordml" xmlns:w16du="http://schemas.microsoft.com/office/word/2023/wordml/word16du" xmlns:w16sdtdh="http://schemas.microsoft.com/office/word/2020/wordml/sdtdatahash" xmlns:w16sdtfl="http://schemas.microsoft.com/office/word/2024/wordml/sdtformatlock" xmlns:w16se="http://schemas.microsoft.com/office/word/2015/wordml/symex" xmlns:wpg="http://schemas.microsoft.com/office/word/2010/wordprocessingGroup" xmlns:wpi="http://schemas.microsoft.com/office/word/2010/wordprocessingInk" xmlns:wne="http://schemas.microsoft.com/office/word/2006/wordml" xmlns:wps="http://schemas.microsoft.com/office/word/2010/wordprocessingShape" mc:Ignorable="w14 w15 w16se w16cid w16 w16cex w16sdtdh w16sdtfl w16du wp14">
+<w:document xmlns:wpc="http://schemas.microsoft.com/office/word/2010/wordprocessingCanvas" xmlns:cx="http://schemas.microsoft.com/office/drawing/2014/chartex" xmlns:cx1="http://schemas.microsoft.com/office/drawing/2015/9/8/chartex" xmlns:cx2="http://schemas.microsoft.com/office/drawing/2015/10/21/chartex" xmlns:cx3="http://schemas.microsoft.com/office/drawing/2016/5/9/chartex" xmlns:cx4="http://schemas.microsoft.com/office/drawing/2016/5/10/chartex" xmlns:cx5="http://schemas.microsoft.com/office/drawing/2016/5/11/chartex" xmlns:cx6="http://schemas.microsoft.com/office/drawing/2016/5/12/chartex" xmlns:cx7="http://schemas.microsoft.com/office/drawing/2016/5/13/chartex" xmlns:cx8="http://schemas.microsoft.com/office/drawing/2016/5/14/chartex" xmlns:mc="http://schemas.openxmlformats.org/markup-compatibility/2006" xmlns:aink="http://schemas.microsoft.com/office/drawing/2016/ink" xmlns:am3d="http://schemas.microsoft.com/office/drawing/2017/model3d" xmlns:o="urn:schemas-microsoft-com:office:office" xmlns:oel="http://schemas.microsoft.com/office/2019/extlst" xmlns:r="http://schemas.openxmlformats.org/officeDocument/2006/relationships" xmlns:m="http://schemas.openxmlformats.org/officeDocument/2006/math" xmlns:v="urn:schemas-microsoft-com:vml" xmlns:wp14="http://schemas.microsoft.com/office/word/2010/wordprocessingDrawing" xmlns:wp="http://schemas.openxmlformats.org/drawingml/2006/wordprocessingDrawing" xmlns:w10="urn:schemas-microsoft-com:office:word" xmlns:w="http://schemas.openxmlformats.org/wordprocessingml/2006/main" xmlns:w14="http://schemas.microsoft.com/office/word/2010/wordml" xmlns:w15="http://schemas.microsoft.com/office/word/2012/wordml" xmlns:w16cex="http://schemas.microsoft.com/office/word/2018/wordml/cex" xmlns:w16cid="http://schemas.microsoft.com/office/word/2016/wordml/cid" xmlns:w16="http://schemas.microsoft.com/office/word/2018/wordml" xmlns:w16du="http://schemas.microsoft.com/office/word/2023/wordml/word16du" xmlns:w16sdtdh="http://schemas.microsoft.com/office/word/2020/wordml/sdtdatahash" xmlns:w16sdtfl="http://schemas.microsoft.com/office/word/2024/wordml/sdtformatlock" xmlns:w16se="http://schemas.microsoft.com/office/word/2015/wordml/symex" xmlns:wpg="http://schemas.microsoft.com/office/word/2010/wordprocessingGroup" xmlns:wpi="http://schemas.microsoft.com/office/word/2010/wordprocessingInk" xmlns:wne="http://schemas.microsoft.com/office/word/2006/wordml" xmlns:wps="http://schemas.microsoft.com/office/word/2010/wordprocessingShape" mc:Ignorable="w14 w15 w16se w16cid w16 w16cex w16sdtdh w16sdtfl w16du wp14">
   <w:body>
     <w:p>
       <w:pPr>
@@ -129,7 +129,7 @@
               </wp:inline>
             </w:drawing>
           </mc:Choice>
-          <mc:Fallback>
+          <mc:Fallback xmlns:w16cei="http://schemas.microsoft.com/office/word/2026/wordml/cei">
             <w:pict>
               <v:group w14:anchorId="7C57CD54" id="Group 5" o:spid="_x0000_s1026" style="width:163.7pt;height:42.8pt;mso-position-horizontal-relative:char;mso-position-vertical-relative:line" coordsize="20789,5435" o:gfxdata="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">
                 <v:shape id="Graphic 6" o:spid="_x0000_s1027" style="position:absolute;width:20789;height:5435;visibility:visible;mso-wrap-style:square;v-text-anchor:top" coordsize="2078989,543560" o:gfxdata="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" path="m2078990,533781r-2069465,l9525,9601,,9601,,533781r,9525l9525,543306r2069465,l2078990,533781xem2078990,l9525,,,,,9525r9525,l2078990,9525r,-9525xe" fillcolor="black" stroked="f">
@@ -376,7 +376,7 @@
               </wp:anchor>
             </w:drawing>
           </mc:Choice>
-          <mc:Fallback>
+          <mc:Fallback xmlns:w16cei="http://schemas.microsoft.com/office/word/2026/wordml/cei">
             <w:pict>
               <v:shapetype w14:anchorId="6CC8ADCD" id="_x0000_t202" coordsize="21600,21600" o:spt="202" path="m,l,21600r21600,l21600,xe">
                 <v:stroke joinstyle="miter"/>
@@ -1672,44 +1672,45 @@
             <w:pPr>
               <w:pStyle w:val="TableParagraph"/>
               <w:rPr>
+                <w:rFonts w:ascii="Arial Narrow" w:hAnsi="Arial Narrow"/>
+              </w:rPr>
+            </w:pPr>
+            <w:r>
+              <w:rPr>
+                <w:rFonts w:ascii="Arial Narrow" w:hAnsi="Arial Narrow"/>
                 <w:sz w:val="16"/>
               </w:rPr>
-            </w:pPr>
-            <w:r>
-              <w:rPr>
-                <w:sz w:val="16"/>
-              </w:rPr>
               <w:t xml:space="preserve"> </w:t>
             </w:r>
             <w:proofErr w:type="gramStart"/>
             <w:r>
               <w:rPr>
-                <w:sz w:val="16"/>
+                <w:rFonts w:ascii="Arial Narrow" w:hAnsi="Arial Narrow"/>
               </w:rPr>
               <w:t xml:space="preserve">{{ </w:t>
             </w:r>
             <w:r>
               <w:rPr>
-                <w:sz w:val="16"/>
+                <w:rFonts w:ascii="Arial Narrow" w:hAnsi="Arial Narrow"/>
               </w:rPr>
               <w:t>eq</w:t>
             </w:r>
             <w:proofErr w:type="gramEnd"/>
             <w:r>
               <w:rPr>
-                <w:sz w:val="16"/>
+                <w:rFonts w:ascii="Arial Narrow" w:hAnsi="Arial Narrow"/>
               </w:rPr>
               <w:t>_</w:t>
             </w:r>
             <w:r>
               <w:rPr>
-                <w:sz w:val="16"/>
+                <w:rFonts w:ascii="Arial Narrow" w:hAnsi="Arial Narrow"/>
               </w:rPr>
               <w:t>1</w:t>
             </w:r>
             <w:r>
               <w:rPr>
-                <w:sz w:val="16"/>
+                <w:rFonts w:ascii="Arial Narrow" w:hAnsi="Arial Narrow"/>
               </w:rPr>
               <w:t>_inventario }}</w:t>
             </w:r>
@@ -6325,6 +6326,7 @@
                 <w:spacing w:val="-5"/>
                 <w:w w:val="95"/>
               </w:rPr>
+              <w:lastRenderedPageBreak/>
               <w:t>21</w:t>
             </w:r>
           </w:p>
@@ -6426,15 +6428,7 @@
                 <w:sz w:val="19"/>
                 <w:szCs w:val="19"/>
               </w:rPr>
-              <w:t xml:space="preserve">{{ </w:t>
-            </w:r>
-            <w:r>
-              <w:rPr>
-                <w:sz w:val="19"/>
-                <w:szCs w:val="19"/>
-              </w:rPr>
-              <w:lastRenderedPageBreak/>
-              <w:t>chk</w:t>
+              <w:t>{{ chk</w:t>
             </w:r>
             <w:proofErr w:type="gramEnd"/>
             <w:r>
@@ -6461,7 +6455,6 @@
                 <w:spacing w:val="-2"/>
                 <w:w w:val="90"/>
               </w:rPr>
-              <w:lastRenderedPageBreak/>
               <w:t>Deshabilitado</w:t>
             </w:r>
             <w:bookmarkStart w:id="11" w:name="OLE_LINK25"/>
@@ -6478,7 +6471,6 @@
                 <w:sz w:val="19"/>
                 <w:szCs w:val="19"/>
               </w:rPr>
-              <w:lastRenderedPageBreak/>
               <w:t>{{ chk</w:t>
             </w:r>
             <w:proofErr w:type="gramEnd"/>
@@ -6519,7 +6511,6 @@
                 <w:spacing w:val="-5"/>
                 <w:w w:val="95"/>
               </w:rPr>
-              <w:lastRenderedPageBreak/>
               <w:t>22</w:t>
             </w:r>
           </w:p>
@@ -10073,7 +10064,7 @@
               </wp:anchor>
             </w:drawing>
           </mc:Choice>
-          <mc:Fallback>
+          <mc:Fallback xmlns:w16cei="http://schemas.microsoft.com/office/word/2026/wordml/cei">
             <w:pict>
               <v:shape w14:anchorId="174B87E4" id="Graphic 157" o:spid="_x0000_s1026" style="position:absolute;margin-left:99.85pt;margin-top:18.4pt;width:141.75pt;height:.1pt;z-index:-251661824;visibility:visible;mso-wrap-style:square;mso-wrap-distance-left:0;mso-wrap-distance-top:0;mso-wrap-distance-right:0;mso-wrap-distance-bottom:0;mso-position-horizontal:absolute;mso-position-horizontal-relative:page;mso-position-vertical:absolute;mso-position-vertical-relative:text;v-text-anchor:top" coordsize="1800225,1270" o:gfxdata="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" path="m,l1800225,e" filled="f" strokeweight=".19842mm">
                 <v:path arrowok="t"/>
@@ -10154,7 +10145,7 @@
               </wp:anchor>
             </w:drawing>
           </mc:Choice>
-          <mc:Fallback>
+          <mc:Fallback xmlns:w16cei="http://schemas.microsoft.com/office/word/2026/wordml/cei">
             <w:pict>
               <v:shape w14:anchorId="464DE059" id="Graphic 158" o:spid="_x0000_s1026" style="position:absolute;margin-left:361.2pt;margin-top:18.4pt;width:131.25pt;height:.1pt;z-index:-251654656;visibility:visible;mso-wrap-style:square;mso-wrap-distance-left:0;mso-wrap-distance-top:0;mso-wrap-distance-right:0;mso-wrap-distance-bottom:0;mso-position-horizontal:absolute;mso-position-horizontal-relative:page;mso-position-vertical:absolute;mso-position-vertical-relative:text;v-text-anchor:top" coordsize="1666875,1270" o:gfxdata="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" path="m,l1666875,e" filled="f" strokeweight=".19842mm">
                 <v:path arrowok="t"/>
@@ -10276,7 +10267,7 @@
 </file>
 
 <file path=word/endnotes.xml><?xml version="1.0" encoding="utf-8"?>
-<w:endnotes xmlns:wpc="http://schemas.microsoft.com/office/word/2010/wordprocessingCanvas" xmlns:cx="http://schemas.microsoft.com/office/drawing/2014/chartex" xmlns:cx1="http://schemas.microsoft.com/office/drawing/2015/9/8/chartex" xmlns:cx2="http://schemas.microsoft.com/office/drawing/2015/10/21/chartex" xmlns:cx3="http://schemas.microsoft.com/office/drawing/2016/5/9/chartex" xmlns:cx4="http://schemas.microsoft.com/office/drawing/2016/5/10/chartex" xmlns:cx5="http://schemas.microsoft.com/office/drawing/2016/5/11/chartex" xmlns:cx6="http://schemas.microsoft.com/office/drawing/2016/5/12/chartex" xmlns:cx7="http://schemas.microsoft.com/office/drawing/2016/5/13/chartex" xmlns:cx8="http://schemas.microsoft.com/office/drawing/2016/5/14/chartex" xmlns:mc="http://schemas.openxmlformats.org/markup-compatibility/2006" xmlns:aink="http://schemas.microsoft.com/office/drawing/2016/ink" xmlns:am3d="http://schemas.microsoft.com/office/drawing/2017/model3d" xmlns:o="urn:schemas-microsoft-com:office:office" xmlns:oel="http://schemas.microsoft.com/office/2019/extlst" xmlns:r="http://schemas.openxmlformats.org/officeDocument/2006/relationships" xmlns:m="http://schemas.openxmlformats.org/officeDocument/2006/math" xmlns:v="urn:schemas-microsoft-com:vml" xmlns:wp14="http://schemas.microsoft.com/office/word/2010/wordprocessingDrawing" xmlns:wp="http://schemas.openxmlformats.org/drawingml/2006/wordprocessingDrawing" xmlns:w10="urn:schemas-microsoft-com:office:word" xmlns:w="http://schemas.openxmlformats.org/wordprocessingml/2006/main" xmlns:w14="http://schemas.microsoft.com/office/word/2010/wordml" xmlns:w15="http://schemas.microsoft.com/office/word/2012/wordml" xmlns:w16cei="http://schemas.microsoft.com/office/word/2026/wordml/cei" xmlns:w16cex="http://schemas.microsoft.com/office/word/2018/wordml/cex" xmlns:w16cid="http://schemas.microsoft.com/office/word/2016/wordml/cid" xmlns:w16="http://schemas.microsoft.com/office/word/2018/wordml" xmlns:w16du="http://schemas.microsoft.com/office/word/2023/wordml/word16du" xmlns:w16sdtdh="http://schemas.microsoft.com/office/word/2020/wordml/sdtdatahash" xmlns:w16sdtfl="http://schemas.microsoft.com/office/word/2024/wordml/sdtformatlock" xmlns:w16se="http://schemas.microsoft.com/office/word/2015/wordml/symex" xmlns:wpg="http://schemas.microsoft.com/office/word/2010/wordprocessingGroup" xmlns:wpi="http://schemas.microsoft.com/office/word/2010/wordprocessingInk" xmlns:wne="http://schemas.microsoft.com/office/word/2006/wordml" xmlns:wps="http://schemas.microsoft.com/office/word/2010/wordprocessingShape" mc:Ignorable="w14 w15 w16se w16cid w16 w16cex w16sdtdh w16sdtfl w16du wp14">
+<w:endnotes xmlns:wpc="http://schemas.microsoft.com/office/word/2010/wordprocessingCanvas" xmlns:cx="http://schemas.microsoft.com/office/drawing/2014/chartex" xmlns:cx1="http://schemas.microsoft.com/office/drawing/2015/9/8/chartex" xmlns:cx2="http://schemas.microsoft.com/office/drawing/2015/10/21/chartex" xmlns:cx3="http://schemas.microsoft.com/office/drawing/2016/5/9/chartex" xmlns:cx4="http://schemas.microsoft.com/office/drawing/2016/5/10/chartex" xmlns:cx5="http://schemas.microsoft.com/office/drawing/2016/5/11/chartex" xmlns:cx6="http://schemas.microsoft.com/office/drawing/2016/5/12/chartex" xmlns:cx7="http://schemas.microsoft.com/office/drawing/2016/5/13/chartex" xmlns:cx8="http://schemas.microsoft.com/office/drawing/2016/5/14/chartex" xmlns:mc="http://schemas.openxmlformats.org/markup-compatibility/2006" xmlns:aink="http://schemas.microsoft.com/office/drawing/2016/ink" xmlns:am3d="http://schemas.microsoft.com/office/drawing/2017/model3d" xmlns:o="urn:schemas-microsoft-com:office:office" xmlns:oel="http://schemas.microsoft.com/office/2019/extlst" xmlns:r="http://schemas.openxmlformats.org/officeDocument/2006/relationships" xmlns:m="http://schemas.openxmlformats.org/officeDocument/2006/math" xmlns:v="urn:schemas-microsoft-com:vml" xmlns:wp14="http://schemas.microsoft.com/office/word/2010/wordprocessingDrawing" xmlns:wp="http://schemas.openxmlformats.org/drawingml/2006/wordprocessingDrawing" xmlns:w10="urn:schemas-microsoft-com:office:word" xmlns:w="http://schemas.openxmlformats.org/wordprocessingml/2006/main" xmlns:w14="http://schemas.microsoft.com/office/word/2010/wordml" xmlns:w15="http://schemas.microsoft.com/office/word/2012/wordml" xmlns:w16cex="http://schemas.microsoft.com/office/word/2018/wordml/cex" xmlns:w16cid="http://schemas.microsoft.com/office/word/2016/wordml/cid" xmlns:w16="http://schemas.microsoft.com/office/word/2018/wordml" xmlns:w16du="http://schemas.microsoft.com/office/word/2023/wordml/word16du" xmlns:w16sdtdh="http://schemas.microsoft.com/office/word/2020/wordml/sdtdatahash" xmlns:w16sdtfl="http://schemas.microsoft.com/office/word/2024/wordml/sdtformatlock" xmlns:w16se="http://schemas.microsoft.com/office/word/2015/wordml/symex" xmlns:wpg="http://schemas.microsoft.com/office/word/2010/wordprocessingGroup" xmlns:wpi="http://schemas.microsoft.com/office/word/2010/wordprocessingInk" xmlns:wne="http://schemas.microsoft.com/office/word/2006/wordml" xmlns:wps="http://schemas.microsoft.com/office/word/2010/wordprocessingShape" mc:Ignorable="w14 w15 w16se w16cid w16 w16cex w16sdtdh w16sdtfl w16du wp14">
   <w:endnote w:type="separator" w:id="-1">
     <w:p>
       <w:r>
@@ -10295,7 +10286,7 @@
 </file>
 
 <file path=word/footer1.xml><?xml version="1.0" encoding="utf-8"?>
-<w:ftr xmlns:wpc="http://schemas.microsoft.com/office/word/2010/wordprocessingCanvas" xmlns:cx="http://schemas.microsoft.com/office/drawing/2014/chartex" xmlns:cx1="http://schemas.microsoft.com/office/drawing/2015/9/8/chartex" xmlns:cx2="http://schemas.microsoft.com/office/drawing/2015/10/21/chartex" xmlns:cx3="http://schemas.microsoft.com/office/drawing/2016/5/9/chartex" xmlns:cx4="http://schemas.microsoft.com/office/drawing/2016/5/10/chartex" xmlns:cx5="http://schemas.microsoft.com/office/drawing/2016/5/11/chartex" xmlns:cx6="http://schemas.microsoft.com/office/drawing/2016/5/12/chartex" xmlns:cx7="http://schemas.microsoft.com/office/drawing/2016/5/13/chartex" xmlns:cx8="http://schemas.microsoft.com/office/drawing/2016/5/14/chartex" xmlns:mc="http://schemas.openxmlformats.org/markup-compatibility/2006" xmlns:aink="http://schemas.microsoft.com/office/drawing/2016/ink" xmlns:am3d="http://schemas.microsoft.com/office/drawing/2017/model3d" xmlns:o="urn:schemas-microsoft-com:office:office" xmlns:oel="http://schemas.microsoft.com/office/2019/extlst" xmlns:r="http://schemas.openxmlformats.org/officeDocument/2006/relationships" xmlns:m="http://schemas.openxmlformats.org/officeDocument/2006/math" xmlns:v="urn:schemas-microsoft-com:vml" xmlns:wp14="http://schemas.microsoft.com/office/word/2010/wordprocessingDrawing" xmlns:wp="http://schemas.openxmlformats.org/drawingml/2006/wordprocessingDrawing" xmlns:w10="urn:schemas-microsoft-com:office:word" xmlns:w="http://schemas.openxmlformats.org/wordprocessingml/2006/main" xmlns:w14="http://schemas.microsoft.com/office/word/2010/wordml" xmlns:w15="http://schemas.microsoft.com/office/word/2012/wordml" xmlns:w16cei="http://schemas.microsoft.com/office/word/2026/wordml/cei" xmlns:w16cex="http://schemas.microsoft.com/office/word/2018/wordml/cex" xmlns:w16cid="http://schemas.microsoft.com/office/word/2016/wordml/cid" xmlns:w16="http://schemas.microsoft.com/office/word/2018/wordml" xmlns:w16du="http://schemas.microsoft.com/office/word/2023/wordml/word16du" xmlns:w16sdtdh="http://schemas.microsoft.com/office/word/2020/wordml/sdtdatahash" xmlns:w16sdtfl="http://schemas.microsoft.com/office/word/2024/wordml/sdtformatlock" xmlns:w16se="http://schemas.microsoft.com/office/word/2015/wordml/symex" xmlns:wpg="http://schemas.microsoft.com/office/word/2010/wordprocessingGroup" xmlns:wpi="http://schemas.microsoft.com/office/word/2010/wordprocessingInk" xmlns:wne="http://schemas.microsoft.com/office/word/2006/wordml" xmlns:wps="http://schemas.microsoft.com/office/word/2010/wordprocessingShape" mc:Ignorable="w14 w15 w16se w16cid w16 w16cex w16sdtdh w16sdtfl w16du wp14">
+<w:ftr xmlns:wpc="http://schemas.microsoft.com/office/word/2010/wordprocessingCanvas" xmlns:cx="http://schemas.microsoft.com/office/drawing/2014/chartex" xmlns:cx1="http://schemas.microsoft.com/office/drawing/2015/9/8/chartex" xmlns:cx2="http://schemas.microsoft.com/office/drawing/2015/10/21/chartex" xmlns:cx3="http://schemas.microsoft.com/office/drawing/2016/5/9/chartex" xmlns:cx4="http://schemas.microsoft.com/office/drawing/2016/5/10/chartex" xmlns:cx5="http://schemas.microsoft.com/office/drawing/2016/5/11/chartex" xmlns:cx6="http://schemas.microsoft.com/office/drawing/2016/5/12/chartex" xmlns:cx7="http://schemas.microsoft.com/office/drawing/2016/5/13/chartex" xmlns:cx8="http://schemas.microsoft.com/office/drawing/2016/5/14/chartex" xmlns:mc="http://schemas.openxmlformats.org/markup-compatibility/2006" xmlns:aink="http://schemas.microsoft.com/office/drawing/2016/ink" xmlns:am3d="http://schemas.microsoft.com/office/drawing/2017/model3d" xmlns:o="urn:schemas-microsoft-com:office:office" xmlns:oel="http://schemas.microsoft.com/office/2019/extlst" xmlns:r="http://schemas.openxmlformats.org/officeDocument/2006/relationships" xmlns:m="http://schemas.openxmlformats.org/officeDocument/2006/math" xmlns:v="urn:schemas-microsoft-com:vml" xmlns:wp14="http://schemas.microsoft.com/office/word/2010/wordprocessingDrawing" xmlns:wp="http://schemas.openxmlformats.org/drawingml/2006/wordprocessingDrawing" xmlns:w10="urn:schemas-microsoft-com:office:word" xmlns:w="http://schemas.openxmlformats.org/wordprocessingml/2006/main" xmlns:w14="http://schemas.microsoft.com/office/word/2010/wordml" xmlns:w15="http://schemas.microsoft.com/office/word/2012/wordml" xmlns:w16cex="http://schemas.microsoft.com/office/word/2018/wordml/cex" xmlns:w16cid="http://schemas.microsoft.com/office/word/2016/wordml/cid" xmlns:w16="http://schemas.microsoft.com/office/word/2018/wordml" xmlns:w16du="http://schemas.microsoft.com/office/word/2023/wordml/word16du" xmlns:w16sdtdh="http://schemas.microsoft.com/office/word/2020/wordml/sdtdatahash" xmlns:w16sdtfl="http://schemas.microsoft.com/office/word/2024/wordml/sdtformatlock" xmlns:w16se="http://schemas.microsoft.com/office/word/2015/wordml/symex" xmlns:wpg="http://schemas.microsoft.com/office/word/2010/wordprocessingGroup" xmlns:wpi="http://schemas.microsoft.com/office/word/2010/wordprocessingInk" xmlns:wne="http://schemas.microsoft.com/office/word/2006/wordml" xmlns:wps="http://schemas.microsoft.com/office/word/2010/wordprocessingShape" mc:Ignorable="w14 w15 w16se w16cid w16 w16cex w16sdtdh w16sdtfl w16du wp14">
   <w:p>
     <w:pPr>
       <w:pStyle w:val="Piedepgina"/>
@@ -10305,7 +10296,7 @@
 </file>
 
 <file path=word/footer2.xml><?xml version="1.0" encoding="utf-8"?>
-<w:ftr xmlns:wpc="http://schemas.microsoft.com/office/word/2010/wordprocessingCanvas" xmlns:cx="http://schemas.microsoft.com/office/drawing/2014/chartex" xmlns:cx1="http://schemas.microsoft.com/office/drawing/2015/9/8/chartex" xmlns:cx2="http://schemas.microsoft.com/office/drawing/2015/10/21/chartex" xmlns:cx3="http://schemas.microsoft.com/office/drawing/2016/5/9/chartex" xmlns:cx4="http://schemas.microsoft.com/office/drawing/2016/5/10/chartex" xmlns:cx5="http://schemas.microsoft.com/office/drawing/2016/5/11/chartex" xmlns:cx6="http://schemas.microsoft.com/office/drawing/2016/5/12/chartex" xmlns:cx7="http://schemas.microsoft.com/office/drawing/2016/5/13/chartex" xmlns:cx8="http://schemas.microsoft.com/office/drawing/2016/5/14/chartex" xmlns:mc="http://schemas.openxmlformats.org/markup-compatibility/2006" xmlns:aink="http://schemas.microsoft.com/office/drawing/2016/ink" xmlns:am3d="http://schemas.microsoft.com/office/drawing/2017/model3d" xmlns:o="urn:schemas-microsoft-com:office:office" xmlns:oel="http://schemas.microsoft.com/office/2019/extlst" xmlns:r="http://schemas.openxmlformats.org/officeDocument/2006/relationships" xmlns:m="http://schemas.openxmlformats.org/officeDocument/2006/math" xmlns:v="urn:schemas-microsoft-com:vml" xmlns:wp14="http://schemas.microsoft.com/office/word/2010/wordprocessingDrawing" xmlns:wp="http://schemas.openxmlformats.org/drawingml/2006/wordprocessingDrawing" xmlns:w10="urn:schemas-microsoft-com:office:word" xmlns:w="http://schemas.openxmlformats.org/wordprocessingml/2006/main" xmlns:w14="http://schemas.microsoft.com/office/word/2010/wordml" xmlns:w15="http://schemas.microsoft.com/office/word/2012/wordml" xmlns:w16cei="http://schemas.microsoft.com/office/word/2026/wordml/cei" xmlns:w16cex="http://schemas.microsoft.com/office/word/2018/wordml/cex" xmlns:w16cid="http://schemas.microsoft.com/office/word/2016/wordml/cid" xmlns:w16="http://schemas.microsoft.com/office/word/2018/wordml" xmlns:w16du="http://schemas.microsoft.com/office/word/2023/wordml/word16du" xmlns:w16sdtdh="http://schemas.microsoft.com/office/word/2020/wordml/sdtdatahash" xmlns:w16sdtfl="http://schemas.microsoft.com/office/word/2024/wordml/sdtformatlock" xmlns:w16se="http://schemas.microsoft.com/office/word/2015/wordml/symex" xmlns:wpg="http://schemas.microsoft.com/office/word/2010/wordprocessingGroup" xmlns:wpi="http://schemas.microsoft.com/office/word/2010/wordprocessingInk" xmlns:wne="http://schemas.microsoft.com/office/word/2006/wordml" xmlns:wps="http://schemas.microsoft.com/office/word/2010/wordprocessingShape" mc:Ignorable="w14 w15 w16se w16cid w16 w16cex w16sdtdh w16sdtfl w16du wp14">
+<w:ftr xmlns:wpc="http://schemas.microsoft.com/office/word/2010/wordprocessingCanvas" xmlns:cx="http://schemas.microsoft.com/office/drawing/2014/chartex" xmlns:cx1="http://schemas.microsoft.com/office/drawing/2015/9/8/chartex" xmlns:cx2="http://schemas.microsoft.com/office/drawing/2015/10/21/chartex" xmlns:cx3="http://schemas.microsoft.com/office/drawing/2016/5/9/chartex" xmlns:cx4="http://schemas.microsoft.com/office/drawing/2016/5/10/chartex" xmlns:cx5="http://schemas.microsoft.com/office/drawing/2016/5/11/chartex" xmlns:cx6="http://schemas.microsoft.com/office/drawing/2016/5/12/chartex" xmlns:cx7="http://schemas.microsoft.com/office/drawing/2016/5/13/chartex" xmlns:cx8="http://schemas.microsoft.com/office/drawing/2016/5/14/chartex" xmlns:mc="http://schemas.openxmlformats.org/markup-compatibility/2006" xmlns:aink="http://schemas.microsoft.com/office/drawing/2016/ink" xmlns:am3d="http://schemas.microsoft.com/office/drawing/2017/model3d" xmlns:o="urn:schemas-microsoft-com:office:office" xmlns:oel="http://schemas.microsoft.com/office/2019/extlst" xmlns:r="http://schemas.openxmlformats.org/officeDocument/2006/relationships" xmlns:m="http://schemas.openxmlformats.org/officeDocument/2006/math" xmlns:v="urn:schemas-microsoft-com:vml" xmlns:wp14="http://schemas.microsoft.com/office/word/2010/wordprocessingDrawing" xmlns:wp="http://schemas.openxmlformats.org/drawingml/2006/wordprocessingDrawing" xmlns:w10="urn:schemas-microsoft-com:office:word" xmlns:w="http://schemas.openxmlformats.org/wordprocessingml/2006/main" xmlns:w14="http://schemas.microsoft.com/office/word/2010/wordml" xmlns:w15="http://schemas.microsoft.com/office/word/2012/wordml" xmlns:w16cex="http://schemas.microsoft.com/office/word/2018/wordml/cex" xmlns:w16cid="http://schemas.microsoft.com/office/word/2016/wordml/cid" xmlns:w16="http://schemas.microsoft.com/office/word/2018/wordml" xmlns:w16du="http://schemas.microsoft.com/office/word/2023/wordml/word16du" xmlns:w16sdtdh="http://schemas.microsoft.com/office/word/2020/wordml/sdtdatahash" xmlns:w16sdtfl="http://schemas.microsoft.com/office/word/2024/wordml/sdtformatlock" xmlns:w16se="http://schemas.microsoft.com/office/word/2015/wordml/symex" xmlns:wpg="http://schemas.microsoft.com/office/word/2010/wordprocessingGroup" xmlns:wpi="http://schemas.microsoft.com/office/word/2010/wordprocessingInk" xmlns:wne="http://schemas.microsoft.com/office/word/2006/wordml" xmlns:wps="http://schemas.microsoft.com/office/word/2010/wordprocessingShape" mc:Ignorable="w14 w15 w16se w16cid w16 w16cex w16sdtdh w16sdtfl w16du wp14">
   <w:p>
     <w:pPr>
       <w:pStyle w:val="Textoindependiente"/>
@@ -10731,7 +10722,7 @@
 </file>
 
 <file path=word/footer3.xml><?xml version="1.0" encoding="utf-8"?>
-<w:ftr xmlns:wpc="http://schemas.microsoft.com/office/word/2010/wordprocessingCanvas" xmlns:cx="http://schemas.microsoft.com/office/drawing/2014/chartex" xmlns:cx1="http://schemas.microsoft.com/office/drawing/2015/9/8/chartex" xmlns:cx2="http://schemas.microsoft.com/office/drawing/2015/10/21/chartex" xmlns:cx3="http://schemas.microsoft.com/office/drawing/2016/5/9/chartex" xmlns:cx4="http://schemas.microsoft.com/office/drawing/2016/5/10/chartex" xmlns:cx5="http://schemas.microsoft.com/office/drawing/2016/5/11/chartex" xmlns:cx6="http://schemas.microsoft.com/office/drawing/2016/5/12/chartex" xmlns:cx7="http://schemas.microsoft.com/office/drawing/2016/5/13/chartex" xmlns:cx8="http://schemas.microsoft.com/office/drawing/2016/5/14/chartex" xmlns:mc="http://schemas.openxmlformats.org/markup-compatibility/2006" xmlns:aink="http://schemas.microsoft.com/office/drawing/2016/ink" xmlns:am3d="http://schemas.microsoft.com/office/drawing/2017/model3d" xmlns:o="urn:schemas-microsoft-com:office:office" xmlns:oel="http://schemas.microsoft.com/office/2019/extlst" xmlns:r="http://schemas.openxmlformats.org/officeDocument/2006/relationships" xmlns:m="http://schemas.openxmlformats.org/officeDocument/2006/math" xmlns:v="urn:schemas-microsoft-com:vml" xmlns:wp14="http://schemas.microsoft.com/office/word/2010/wordprocessingDrawing" xmlns:wp="http://schemas.openxmlformats.org/drawingml/2006/wordprocessingDrawing" xmlns:w10="urn:schemas-microsoft-com:office:word" xmlns:w="http://schemas.openxmlformats.org/wordprocessingml/2006/main" xmlns:w14="http://schemas.microsoft.com/office/word/2010/wordml" xmlns:w15="http://schemas.microsoft.com/office/word/2012/wordml" xmlns:w16cei="http://schemas.microsoft.com/office/word/2026/wordml/cei" xmlns:w16cex="http://schemas.microsoft.com/office/word/2018/wordml/cex" xmlns:w16cid="http://schemas.microsoft.com/office/word/2016/wordml/cid" xmlns:w16="http://schemas.microsoft.com/office/word/2018/wordml" xmlns:w16du="http://schemas.microsoft.com/office/word/2023/wordml/word16du" xmlns:w16sdtdh="http://schemas.microsoft.com/office/word/2020/wordml/sdtdatahash" xmlns:w16sdtfl="http://schemas.microsoft.com/office/word/2024/wordml/sdtformatlock" xmlns:w16se="http://schemas.microsoft.com/office/word/2015/wordml/symex" xmlns:wpg="http://schemas.microsoft.com/office/word/2010/wordprocessingGroup" xmlns:wpi="http://schemas.microsoft.com/office/word/2010/wordprocessingInk" xmlns:wne="http://schemas.microsoft.com/office/word/2006/wordml" xmlns:wps="http://schemas.microsoft.com/office/word/2010/wordprocessingShape" mc:Ignorable="w14 w15 w16se w16cid w16 w16cex w16sdtdh w16sdtfl w16du wp14">
+<w:ftr xmlns:wpc="http://schemas.microsoft.com/office/word/2010/wordprocessingCanvas" xmlns:cx="http://schemas.microsoft.com/office/drawing/2014/chartex" xmlns:cx1="http://schemas.microsoft.com/office/drawing/2015/9/8/chartex" xmlns:cx2="http://schemas.microsoft.com/office/drawing/2015/10/21/chartex" xmlns:cx3="http://schemas.microsoft.com/office/drawing/2016/5/9/chartex" xmlns:cx4="http://schemas.microsoft.com/office/drawing/2016/5/10/chartex" xmlns:cx5="http://schemas.microsoft.com/office/drawing/2016/5/11/chartex" xmlns:cx6="http://schemas.microsoft.com/office/drawing/2016/5/12/chartex" xmlns:cx7="http://schemas.microsoft.com/office/drawing/2016/5/13/chartex" xmlns:cx8="http://schemas.microsoft.com/office/drawing/2016/5/14/chartex" xmlns:mc="http://schemas.openxmlformats.org/markup-compatibility/2006" xmlns:aink="http://schemas.microsoft.com/office/drawing/2016/ink" xmlns:am3d="http://schemas.microsoft.com/office/drawing/2017/model3d" xmlns:o="urn:schemas-microsoft-com:office:office" xmlns:oel="http://schemas.microsoft.com/office/2019/extlst" xmlns:r="http://schemas.openxmlformats.org/officeDocument/2006/relationships" xmlns:m="http://schemas.openxmlformats.org/officeDocument/2006/math" xmlns:v="urn:schemas-microsoft-com:vml" xmlns:wp14="http://schemas.microsoft.com/office/word/2010/wordprocessingDrawing" xmlns:wp="http://schemas.openxmlformats.org/drawingml/2006/wordprocessingDrawing" xmlns:w10="urn:schemas-microsoft-com:office:word" xmlns:w="http://schemas.openxmlformats.org/wordprocessingml/2006/main" xmlns:w14="http://schemas.microsoft.com/office/word/2010/wordml" xmlns:w15="http://schemas.microsoft.com/office/word/2012/wordml" xmlns:w16cex="http://schemas.microsoft.com/office/word/2018/wordml/cex" xmlns:w16cid="http://schemas.microsoft.com/office/word/2016/wordml/cid" xmlns:w16="http://schemas.microsoft.com/office/word/2018/wordml" xmlns:w16du="http://schemas.microsoft.com/office/word/2023/wordml/word16du" xmlns:w16sdtdh="http://schemas.microsoft.com/office/word/2020/wordml/sdtdatahash" xmlns:w16sdtfl="http://schemas.microsoft.com/office/word/2024/wordml/sdtformatlock" xmlns:w16se="http://schemas.microsoft.com/office/word/2015/wordml/symex" xmlns:wpg="http://schemas.microsoft.com/office/word/2010/wordprocessingGroup" xmlns:wpi="http://schemas.microsoft.com/office/word/2010/wordprocessingInk" xmlns:wne="http://schemas.microsoft.com/office/word/2006/wordml" xmlns:wps="http://schemas.microsoft.com/office/word/2010/wordprocessingShape" mc:Ignorable="w14 w15 w16se w16cid w16 w16cex w16sdtdh w16sdtfl w16du wp14">
   <w:p>
     <w:pPr>
       <w:pStyle w:val="Piedepgina"/>
@@ -10741,7 +10732,7 @@
 </file>
 
 <file path=word/footnotes.xml><?xml version="1.0" encoding="utf-8"?>
-<w:footnotes xmlns:wpc="http://schemas.microsoft.com/office/word/2010/wordprocessingCanvas" xmlns:cx="http://schemas.microsoft.com/office/drawing/2014/chartex" xmlns:cx1="http://schemas.microsoft.com/office/drawing/2015/9/8/chartex" xmlns:cx2="http://schemas.microsoft.com/office/drawing/2015/10/21/chartex" xmlns:cx3="http://schemas.microsoft.com/office/drawing/2016/5/9/chartex" xmlns:cx4="http://schemas.microsoft.com/office/drawing/2016/5/10/chartex" xmlns:cx5="http://schemas.microsoft.com/office/drawing/2016/5/11/chartex" xmlns:cx6="http://schemas.microsoft.com/office/drawing/2016/5/12/chartex" xmlns:cx7="http://schemas.microsoft.com/office/drawing/2016/5/13/chartex" xmlns:cx8="http://schemas.microsoft.com/office/drawing/2016/5/14/chartex" xmlns:mc="http://schemas.openxmlformats.org/markup-compatibility/2006" xmlns:aink="http://schemas.microsoft.com/office/drawing/2016/ink" xmlns:am3d="http://schemas.microsoft.com/office/drawing/2017/model3d" xmlns:o="urn:schemas-microsoft-com:office:office" xmlns:oel="http://schemas.microsoft.com/office/2019/extlst" xmlns:r="http://schemas.openxmlformats.org/officeDocument/2006/relationships" xmlns:m="http://schemas.openxmlformats.org/officeDocument/2006/math" xmlns:v="urn:schemas-microsoft-com:vml" xmlns:wp14="http://schemas.microsoft.com/office/word/2010/wordprocessingDrawing" xmlns:wp="http://schemas.openxmlformats.org/drawingml/2006/wordprocessingDrawing" xmlns:w10="urn:schemas-microsoft-com:office:word" xmlns:w="http://schemas.openxmlformats.org/wordprocessingml/2006/main" xmlns:w14="http://schemas.microsoft.com/office/word/2010/wordml" xmlns:w15="http://schemas.microsoft.com/office/word/2012/wordml" xmlns:w16cei="http://schemas.microsoft.com/office/word/2026/wordml/cei" xmlns:w16cex="http://schemas.microsoft.com/office/word/2018/wordml/cex" xmlns:w16cid="http://schemas.microsoft.com/office/word/2016/wordml/cid" xmlns:w16="http://schemas.microsoft.com/office/word/2018/wordml" xmlns:w16du="http://schemas.microsoft.com/office/word/2023/wordml/word16du" xmlns:w16sdtdh="http://schemas.microsoft.com/office/word/2020/wordml/sdtdatahash" xmlns:w16sdtfl="http://schemas.microsoft.com/office/word/2024/wordml/sdtformatlock" xmlns:w16se="http://schemas.microsoft.com/office/word/2015/wordml/symex" xmlns:wpg="http://schemas.microsoft.com/office/word/2010/wordprocessingGroup" xmlns:wpi="http://schemas.microsoft.com/office/word/2010/wordprocessingInk" xmlns:wne="http://schemas.microsoft.com/office/word/2006/wordml" xmlns:wps="http://schemas.microsoft.com/office/word/2010/wordprocessingShape" mc:Ignorable="w14 w15 w16se w16cid w16 w16cex w16sdtdh w16sdtfl w16du wp14">
+<w:footnotes xmlns:wpc="http://schemas.microsoft.com/office/word/2010/wordprocessingCanvas" xmlns:cx="http://schemas.microsoft.com/office/drawing/2014/chartex" xmlns:cx1="http://schemas.microsoft.com/office/drawing/2015/9/8/chartex" xmlns:cx2="http://schemas.microsoft.com/office/drawing/2015/10/21/chartex" xmlns:cx3="http://schemas.microsoft.com/office/drawing/2016/5/9/chartex" xmlns:cx4="http://schemas.microsoft.com/office/drawing/2016/5/10/chartex" xmlns:cx5="http://schemas.microsoft.com/office/drawing/2016/5/11/chartex" xmlns:cx6="http://schemas.microsoft.com/office/drawing/2016/5/12/chartex" xmlns:cx7="http://schemas.microsoft.com/office/drawing/2016/5/13/chartex" xmlns:cx8="http://schemas.microsoft.com/office/drawing/2016/5/14/chartex" xmlns:mc="http://schemas.openxmlformats.org/markup-compatibility/2006" xmlns:aink="http://schemas.microsoft.com/office/drawing/2016/ink" xmlns:am3d="http://schemas.microsoft.com/office/drawing/2017/model3d" xmlns:o="urn:schemas-microsoft-com:office:office" xmlns:oel="http://schemas.microsoft.com/office/2019/extlst" xmlns:r="http://schemas.openxmlformats.org/officeDocument/2006/relationships" xmlns:m="http://schemas.openxmlformats.org/officeDocument/2006/math" xmlns:v="urn:schemas-microsoft-com:vml" xmlns:wp14="http://schemas.microsoft.com/office/word/2010/wordprocessingDrawing" xmlns:wp="http://schemas.openxmlformats.org/drawingml/2006/wordprocessingDrawing" xmlns:w10="urn:schemas-microsoft-com:office:word" xmlns:w="http://schemas.openxmlformats.org/wordprocessingml/2006/main" xmlns:w14="http://schemas.microsoft.com/office/word/2010/wordml" xmlns:w15="http://schemas.microsoft.com/office/word/2012/wordml" xmlns:w16cex="http://schemas.microsoft.com/office/word/2018/wordml/cex" xmlns:w16cid="http://schemas.microsoft.com/office/word/2016/wordml/cid" xmlns:w16="http://schemas.microsoft.com/office/word/2018/wordml" xmlns:w16du="http://schemas.microsoft.com/office/word/2023/wordml/word16du" xmlns:w16sdtdh="http://schemas.microsoft.com/office/word/2020/wordml/sdtdatahash" xmlns:w16sdtfl="http://schemas.microsoft.com/office/word/2024/wordml/sdtformatlock" xmlns:w16se="http://schemas.microsoft.com/office/word/2015/wordml/symex" xmlns:wpg="http://schemas.microsoft.com/office/word/2010/wordprocessingGroup" xmlns:wpi="http://schemas.microsoft.com/office/word/2010/wordprocessingInk" xmlns:wne="http://schemas.microsoft.com/office/word/2006/wordml" xmlns:wps="http://schemas.microsoft.com/office/word/2010/wordprocessingShape" mc:Ignorable="w14 w15 w16se w16cid w16 w16cex w16sdtdh w16sdtfl w16du wp14">
   <w:footnote w:type="separator" w:id="-1">
     <w:p>
       <w:r>
@@ -10760,7 +10751,7 @@
 </file>
 
 <file path=word/header1.xml><?xml version="1.0" encoding="utf-8"?>
-<w:hdr xmlns:wpc="http://schemas.microsoft.com/office/word/2010/wordprocessingCanvas" xmlns:cx="http://schemas.microsoft.com/office/drawing/2014/chartex" xmlns:cx1="http://schemas.microsoft.com/office/drawing/2015/9/8/chartex" xmlns:cx2="http://schemas.microsoft.com/office/drawing/2015/10/21/chartex" xmlns:cx3="http://schemas.microsoft.com/office/drawing/2016/5/9/chartex" xmlns:cx4="http://schemas.microsoft.com/office/drawing/2016/5/10/chartex" xmlns:cx5="http://schemas.microsoft.com/office/drawing/2016/5/11/chartex" xmlns:cx6="http://schemas.microsoft.com/office/drawing/2016/5/12/chartex" xmlns:cx7="http://schemas.microsoft.com/office/drawing/2016/5/13/chartex" xmlns:cx8="http://schemas.microsoft.com/office/drawing/2016/5/14/chartex" xmlns:mc="http://schemas.openxmlformats.org/markup-compatibility/2006" xmlns:aink="http://schemas.microsoft.com/office/drawing/2016/ink" xmlns:am3d="http://schemas.microsoft.com/office/drawing/2017/model3d" xmlns:o="urn:schemas-microsoft-com:office:office" xmlns:oel="http://schemas.microsoft.com/office/2019/extlst" xmlns:r="http://schemas.openxmlformats.org/officeDocument/2006/relationships" xmlns:m="http://schemas.openxmlformats.org/officeDocument/2006/math" xmlns:v="urn:schemas-microsoft-com:vml" xmlns:wp14="http://schemas.microsoft.com/office/word/2010/wordprocessingDrawing" xmlns:wp="http://schemas.openxmlformats.org/drawingml/2006/wordprocessingDrawing" xmlns:w10="urn:schemas-microsoft-com:office:word" xmlns:w="http://schemas.openxmlformats.org/wordprocessingml/2006/main" xmlns:w14="http://schemas.microsoft.com/office/word/2010/wordml" xmlns:w15="http://schemas.microsoft.com/office/word/2012/wordml" xmlns:w16cei="http://schemas.microsoft.com/office/word/2026/wordml/cei" xmlns:w16cex="http://schemas.microsoft.com/office/word/2018/wordml/cex" xmlns:w16cid="http://schemas.microsoft.com/office/word/2016/wordml/cid" xmlns:w16="http://schemas.microsoft.com/office/word/2018/wordml" xmlns:w16du="http://schemas.microsoft.com/office/word/2023/wordml/word16du" xmlns:w16sdtdh="http://schemas.microsoft.com/office/word/2020/wordml/sdtdatahash" xmlns:w16sdtfl="http://schemas.microsoft.com/office/word/2024/wordml/sdtformatlock" xmlns:w16se="http://schemas.microsoft.com/office/word/2015/wordml/symex" xmlns:wpg="http://schemas.microsoft.com/office/word/2010/wordprocessingGroup" xmlns:wpi="http://schemas.microsoft.com/office/word/2010/wordprocessingInk" xmlns:wne="http://schemas.microsoft.com/office/word/2006/wordml" xmlns:wps="http://schemas.microsoft.com/office/word/2010/wordprocessingShape" mc:Ignorable="w14 w15 w16se w16cid w16 w16cex w16sdtdh w16sdtfl w16du wp14">
+<w:hdr xmlns:wpc="http://schemas.microsoft.com/office/word/2010/wordprocessingCanvas" xmlns:cx="http://schemas.microsoft.com/office/drawing/2014/chartex" xmlns:cx1="http://schemas.microsoft.com/office/drawing/2015/9/8/chartex" xmlns:cx2="http://schemas.microsoft.com/office/drawing/2015/10/21/chartex" xmlns:cx3="http://schemas.microsoft.com/office/drawing/2016/5/9/chartex" xmlns:cx4="http://schemas.microsoft.com/office/drawing/2016/5/10/chartex" xmlns:cx5="http://schemas.microsoft.com/office/drawing/2016/5/11/chartex" xmlns:cx6="http://schemas.microsoft.com/office/drawing/2016/5/12/chartex" xmlns:cx7="http://schemas.microsoft.com/office/drawing/2016/5/13/chartex" xmlns:cx8="http://schemas.microsoft.com/office/drawing/2016/5/14/chartex" xmlns:mc="http://schemas.openxmlformats.org/markup-compatibility/2006" xmlns:aink="http://schemas.microsoft.com/office/drawing/2016/ink" xmlns:am3d="http://schemas.microsoft.com/office/drawing/2017/model3d" xmlns:o="urn:schemas-microsoft-com:office:office" xmlns:oel="http://schemas.microsoft.com/office/2019/extlst" xmlns:r="http://schemas.openxmlformats.org/officeDocument/2006/relationships" xmlns:m="http://schemas.openxmlformats.org/officeDocument/2006/math" xmlns:v="urn:schemas-microsoft-com:vml" xmlns:wp14="http://schemas.microsoft.com/office/word/2010/wordprocessingDrawing" xmlns:wp="http://schemas.openxmlformats.org/drawingml/2006/wordprocessingDrawing" xmlns:w10="urn:schemas-microsoft-com:office:word" xmlns:w="http://schemas.openxmlformats.org/wordprocessingml/2006/main" xmlns:w14="http://schemas.microsoft.com/office/word/2010/wordml" xmlns:w15="http://schemas.microsoft.com/office/word/2012/wordml" xmlns:w16cex="http://schemas.microsoft.com/office/word/2018/wordml/cex" xmlns:w16cid="http://schemas.microsoft.com/office/word/2016/wordml/cid" xmlns:w16="http://schemas.microsoft.com/office/word/2018/wordml" xmlns:w16du="http://schemas.microsoft.com/office/word/2023/wordml/word16du" xmlns:w16sdtdh="http://schemas.microsoft.com/office/word/2020/wordml/sdtdatahash" xmlns:w16sdtfl="http://schemas.microsoft.com/office/word/2024/wordml/sdtformatlock" xmlns:w16se="http://schemas.microsoft.com/office/word/2015/wordml/symex" xmlns:wpg="http://schemas.microsoft.com/office/word/2010/wordprocessingGroup" xmlns:wpi="http://schemas.microsoft.com/office/word/2010/wordprocessingInk" xmlns:wne="http://schemas.microsoft.com/office/word/2006/wordml" xmlns:wps="http://schemas.microsoft.com/office/word/2010/wordprocessingShape" mc:Ignorable="w14 w15 w16se w16cid w16 w16cex w16sdtdh w16sdtfl w16du wp14">
   <w:p>
     <w:pPr>
       <w:pStyle w:val="Encabezado"/>
@@ -10770,7 +10761,7 @@
 </file>
 
 <file path=word/header2.xml><?xml version="1.0" encoding="utf-8"?>
-<w:hdr xmlns:wpc="http://schemas.microsoft.com/office/word/2010/wordprocessingCanvas" xmlns:cx="http://schemas.microsoft.com/office/drawing/2014/chartex" xmlns:cx1="http://schemas.microsoft.com/office/drawing/2015/9/8/chartex" xmlns:cx2="http://schemas.microsoft.com/office/drawing/2015/10/21/chartex" xmlns:cx3="http://schemas.microsoft.com/office/drawing/2016/5/9/chartex" xmlns:cx4="http://schemas.microsoft.com/office/drawing/2016/5/10/chartex" xmlns:cx5="http://schemas.microsoft.com/office/drawing/2016/5/11/chartex" xmlns:cx6="http://schemas.microsoft.com/office/drawing/2016/5/12/chartex" xmlns:cx7="http://schemas.microsoft.com/office/drawing/2016/5/13/chartex" xmlns:cx8="http://schemas.microsoft.com/office/drawing/2016/5/14/chartex" xmlns:mc="http://schemas.openxmlformats.org/markup-compatibility/2006" xmlns:aink="http://schemas.microsoft.com/office/drawing/2016/ink" xmlns:am3d="http://schemas.microsoft.com/office/drawing/2017/model3d" xmlns:o="urn:schemas-microsoft-com:office:office" xmlns:oel="http://schemas.microsoft.com/office/2019/extlst" xmlns:r="http://schemas.openxmlformats.org/officeDocument/2006/relationships" xmlns:m="http://schemas.openxmlformats.org/officeDocument/2006/math" xmlns:v="urn:schemas-microsoft-com:vml" xmlns:wp14="http://schemas.microsoft.com/office/word/2010/wordprocessingDrawing" xmlns:wp="http://schemas.openxmlformats.org/drawingml/2006/wordprocessingDrawing" xmlns:w10="urn:schemas-microsoft-com:office:word" xmlns:w="http://schemas.openxmlformats.org/wordprocessingml/2006/main" xmlns:w14="http://schemas.microsoft.com/office/word/2010/wordml" xmlns:w15="http://schemas.microsoft.com/office/word/2012/wordml" xmlns:w16cei="http://schemas.microsoft.com/office/word/2026/wordml/cei" xmlns:w16cex="http://schemas.microsoft.com/office/word/2018/wordml/cex" xmlns:w16cid="http://schemas.microsoft.com/office/word/2016/wordml/cid" xmlns:w16="http://schemas.microsoft.com/office/word/2018/wordml" xmlns:w16du="http://schemas.microsoft.com/office/word/2023/wordml/word16du" xmlns:w16sdtdh="http://schemas.microsoft.com/office/word/2020/wordml/sdtdatahash" xmlns:w16sdtfl="http://schemas.microsoft.com/office/word/2024/wordml/sdtformatlock" xmlns:w16se="http://schemas.microsoft.com/office/word/2015/wordml/symex" xmlns:wpg="http://schemas.microsoft.com/office/word/2010/wordprocessingGroup" xmlns:wpi="http://schemas.microsoft.com/office/word/2010/wordprocessingInk" xmlns:wne="http://schemas.microsoft.com/office/word/2006/wordml" xmlns:wps="http://schemas.microsoft.com/office/word/2010/wordprocessingShape" mc:Ignorable="w14 w15 w16se w16cid w16 w16cex w16sdtdh w16sdtfl w16du wp14">
+<w:hdr xmlns:wpc="http://schemas.microsoft.com/office/word/2010/wordprocessingCanvas" xmlns:cx="http://schemas.microsoft.com/office/drawing/2014/chartex" xmlns:cx1="http://schemas.microsoft.com/office/drawing/2015/9/8/chartex" xmlns:cx2="http://schemas.microsoft.com/office/drawing/2015/10/21/chartex" xmlns:cx3="http://schemas.microsoft.com/office/drawing/2016/5/9/chartex" xmlns:cx4="http://schemas.microsoft.com/office/drawing/2016/5/10/chartex" xmlns:cx5="http://schemas.microsoft.com/office/drawing/2016/5/11/chartex" xmlns:cx6="http://schemas.microsoft.com/office/drawing/2016/5/12/chartex" xmlns:cx7="http://schemas.microsoft.com/office/drawing/2016/5/13/chartex" xmlns:cx8="http://schemas.microsoft.com/office/drawing/2016/5/14/chartex" xmlns:mc="http://schemas.openxmlformats.org/markup-compatibility/2006" xmlns:aink="http://schemas.microsoft.com/office/drawing/2016/ink" xmlns:am3d="http://schemas.microsoft.com/office/drawing/2017/model3d" xmlns:o="urn:schemas-microsoft-com:office:office" xmlns:oel="http://schemas.microsoft.com/office/2019/extlst" xmlns:r="http://schemas.openxmlformats.org/officeDocument/2006/relationships" xmlns:m="http://schemas.openxmlformats.org/officeDocument/2006/math" xmlns:v="urn:schemas-microsoft-com:vml" xmlns:wp14="http://schemas.microsoft.com/office/word/2010/wordprocessingDrawing" xmlns:wp="http://schemas.openxmlformats.org/drawingml/2006/wordprocessingDrawing" xmlns:w10="urn:schemas-microsoft-com:office:word" xmlns:w="http://schemas.openxmlformats.org/wordprocessingml/2006/main" xmlns:w14="http://schemas.microsoft.com/office/word/2010/wordml" xmlns:w15="http://schemas.microsoft.com/office/word/2012/wordml" xmlns:w16cex="http://schemas.microsoft.com/office/word/2018/wordml/cex" xmlns:w16cid="http://schemas.microsoft.com/office/word/2016/wordml/cid" xmlns:w16="http://schemas.microsoft.com/office/word/2018/wordml" xmlns:w16du="http://schemas.microsoft.com/office/word/2023/wordml/word16du" xmlns:w16sdtdh="http://schemas.microsoft.com/office/word/2020/wordml/sdtdatahash" xmlns:w16sdtfl="http://schemas.microsoft.com/office/word/2024/wordml/sdtformatlock" xmlns:w16se="http://schemas.microsoft.com/office/word/2015/wordml/symex" xmlns:wpg="http://schemas.microsoft.com/office/word/2010/wordprocessingGroup" xmlns:wpi="http://schemas.microsoft.com/office/word/2010/wordprocessingInk" xmlns:wne="http://schemas.microsoft.com/office/word/2006/wordml" xmlns:wps="http://schemas.microsoft.com/office/word/2010/wordprocessingShape" mc:Ignorable="w14 w15 w16se w16cid w16 w16cex w16sdtdh w16sdtfl w16du wp14">
   <w:p>
     <w:pPr>
       <w:pStyle w:val="Textoindependiente"/>
@@ -10880,7 +10871,7 @@
             </wp:anchor>
           </w:drawing>
         </mc:Choice>
-        <mc:Fallback>
+        <mc:Fallback xmlns:w16cei="http://schemas.microsoft.com/office/word/2026/wordml/cei">
           <w:pict>
             <v:shapetype w14:anchorId="6CC8AE6D" id="_x0000_t202" coordsize="21600,21600" o:spt="202" path="m,l,21600r21600,l21600,xe">
               <v:stroke joinstyle="miter"/>
@@ -10952,7 +10943,7 @@
 </file>
 
 <file path=word/header3.xml><?xml version="1.0" encoding="utf-8"?>
-<w:hdr xmlns:wpc="http://schemas.microsoft.com/office/word/2010/wordprocessingCanvas" xmlns:cx="http://schemas.microsoft.com/office/drawing/2014/chartex" xmlns:cx1="http://schemas.microsoft.com/office/drawing/2015/9/8/chartex" xmlns:cx2="http://schemas.microsoft.com/office/drawing/2015/10/21/chartex" xmlns:cx3="http://schemas.microsoft.com/office/drawing/2016/5/9/chartex" xmlns:cx4="http://schemas.microsoft.com/office/drawing/2016/5/10/chartex" xmlns:cx5="http://schemas.microsoft.com/office/drawing/2016/5/11/chartex" xmlns:cx6="http://schemas.microsoft.com/office/drawing/2016/5/12/chartex" xmlns:cx7="http://schemas.microsoft.com/office/drawing/2016/5/13/chartex" xmlns:cx8="http://schemas.microsoft.com/office/drawing/2016/5/14/chartex" xmlns:mc="http://schemas.openxmlformats.org/markup-compatibility/2006" xmlns:aink="http://schemas.microsoft.com/office/drawing/2016/ink" xmlns:am3d="http://schemas.microsoft.com/office/drawing/2017/model3d" xmlns:o="urn:schemas-microsoft-com:office:office" xmlns:oel="http://schemas.microsoft.com/office/2019/extlst" xmlns:r="http://schemas.openxmlformats.org/officeDocument/2006/relationships" xmlns:m="http://schemas.openxmlformats.org/officeDocument/2006/math" xmlns:v="urn:schemas-microsoft-com:vml" xmlns:wp14="http://schemas.microsoft.com/office/word/2010/wordprocessingDrawing" xmlns:wp="http://schemas.openxmlformats.org/drawingml/2006/wordprocessingDrawing" xmlns:w10="urn:schemas-microsoft-com:office:word" xmlns:w="http://schemas.openxmlformats.org/wordprocessingml/2006/main" xmlns:w14="http://schemas.microsoft.com/office/word/2010/wordml" xmlns:w15="http://schemas.microsoft.com/office/word/2012/wordml" xmlns:w16cei="http://schemas.microsoft.com/office/word/2026/wordml/cei" xmlns:w16cex="http://schemas.microsoft.com/office/word/2018/wordml/cex" xmlns:w16cid="http://schemas.microsoft.com/office/word/2016/wordml/cid" xmlns:w16="http://schemas.microsoft.com/office/word/2018/wordml" xmlns:w16du="http://schemas.microsoft.com/office/word/2023/wordml/word16du" xmlns:w16sdtdh="http://schemas.microsoft.com/office/word/2020/wordml/sdtdatahash" xmlns:w16sdtfl="http://schemas.microsoft.com/office/word/2024/wordml/sdtformatlock" xmlns:w16se="http://schemas.microsoft.com/office/word/2015/wordml/symex" xmlns:wpg="http://schemas.microsoft.com/office/word/2010/wordprocessingGroup" xmlns:wpi="http://schemas.microsoft.com/office/word/2010/wordprocessingInk" xmlns:wne="http://schemas.microsoft.com/office/word/2006/wordml" xmlns:wps="http://schemas.microsoft.com/office/word/2010/wordprocessingShape" mc:Ignorable="w14 w15 w16se w16cid w16 w16cex w16sdtdh w16sdtfl w16du wp14">
+<w:hdr xmlns:wpc="http://schemas.microsoft.com/office/word/2010/wordprocessingCanvas" xmlns:cx="http://schemas.microsoft.com/office/drawing/2014/chartex" xmlns:cx1="http://schemas.microsoft.com/office/drawing/2015/9/8/chartex" xmlns:cx2="http://schemas.microsoft.com/office/drawing/2015/10/21/chartex" xmlns:cx3="http://schemas.microsoft.com/office/drawing/2016/5/9/chartex" xmlns:cx4="http://schemas.microsoft.com/office/drawing/2016/5/10/chartex" xmlns:cx5="http://schemas.microsoft.com/office/drawing/2016/5/11/chartex" xmlns:cx6="http://schemas.microsoft.com/office/drawing/2016/5/12/chartex" xmlns:cx7="http://schemas.microsoft.com/office/drawing/2016/5/13/chartex" xmlns:cx8="http://schemas.microsoft.com/office/drawing/2016/5/14/chartex" xmlns:mc="http://schemas.openxmlformats.org/markup-compatibility/2006" xmlns:aink="http://schemas.microsoft.com/office/drawing/2016/ink" xmlns:am3d="http://schemas.microsoft.com/office/drawing/2017/model3d" xmlns:o="urn:schemas-microsoft-com:office:office" xmlns:oel="http://schemas.microsoft.com/office/2019/extlst" xmlns:r="http://schemas.openxmlformats.org/officeDocument/2006/relationships" xmlns:m="http://schemas.openxmlformats.org/officeDocument/2006/math" xmlns:v="urn:schemas-microsoft-com:vml" xmlns:wp14="http://schemas.microsoft.com/office/word/2010/wordprocessingDrawing" xmlns:wp="http://schemas.openxmlformats.org/drawingml/2006/wordprocessingDrawing" xmlns:w10="urn:schemas-microsoft-com:office:word" xmlns:w="http://schemas.openxmlformats.org/wordprocessingml/2006/main" xmlns:w14="http://schemas.microsoft.com/office/word/2010/wordml" xmlns:w15="http://schemas.microsoft.com/office/word/2012/wordml" xmlns:w16cex="http://schemas.microsoft.com/office/word/2018/wordml/cex" xmlns:w16cid="http://schemas.microsoft.com/office/word/2016/wordml/cid" xmlns:w16="http://schemas.microsoft.com/office/word/2018/wordml" xmlns:w16du="http://schemas.microsoft.com/office/word/2023/wordml/word16du" xmlns:w16sdtdh="http://schemas.microsoft.com/office/word/2020/wordml/sdtdatahash" xmlns:w16sdtfl="http://schemas.microsoft.com/office/word/2024/wordml/sdtformatlock" xmlns:w16se="http://schemas.microsoft.com/office/word/2015/wordml/symex" xmlns:wpg="http://schemas.microsoft.com/office/word/2010/wordprocessingGroup" xmlns:wpi="http://schemas.microsoft.com/office/word/2010/wordprocessingInk" xmlns:wne="http://schemas.microsoft.com/office/word/2006/wordml" xmlns:wps="http://schemas.microsoft.com/office/word/2010/wordprocessingShape" mc:Ignorable="w14 w15 w16se w16cid w16 w16cex w16sdtdh w16sdtfl w16du wp14">
   <w:p>
     <w:pPr>
       <w:pStyle w:val="Encabezado"/>

--- a/backend/src/main/resources/plantillas/ListaChequeo.docx
+++ b/backend/src/main/resources/plantillas/ListaChequeo.docx
@@ -977,7 +977,7 @@
             <w:pPr>
               <w:pStyle w:val="TableParagraph"/>
               <w:rPr>
-                <w:rFonts w:ascii="Times New Roman"/>
+                <w:rFonts w:ascii="Times New Roman" w:hAnsi="Times New Roman" w:cs="Times New Roman"/>
               </w:rPr>
             </w:pPr>
             <w:r>
@@ -990,7 +990,7 @@
             <w:proofErr w:type="gramStart"/>
             <w:r>
               <w:rPr>
-                <w:rFonts w:ascii="Arial Narrow" w:hAnsi="Arial Narrow" w:cs="Arial"/>
+                <w:rFonts w:ascii="Times New Roman" w:hAnsi="Times New Roman" w:cs="Times New Roman"/>
                 <w:bCs/>
               </w:rPr>
               <w:t xml:space="preserve">{{ </w:t>
@@ -998,7 +998,7 @@
             <w:proofErr w:type="spellStart"/>
             <w:r>
               <w:rPr>
-                <w:rFonts w:ascii="Arial Narrow" w:hAnsi="Arial Narrow" w:cs="Arial"/>
+                <w:rFonts w:ascii="Times New Roman" w:hAnsi="Times New Roman" w:cs="Times New Roman"/>
                 <w:bCs/>
               </w:rPr>
               <w:t>entregado</w:t>
@@ -1006,7 +1006,7 @@
             <w:proofErr w:type="gramEnd"/>
             <w:r>
               <w:rPr>
-                <w:rFonts w:ascii="Arial Narrow" w:hAnsi="Arial Narrow" w:cs="Arial"/>
+                <w:rFonts w:ascii="Times New Roman" w:hAnsi="Times New Roman" w:cs="Times New Roman"/>
                 <w:bCs/>
               </w:rPr>
               <w:t>_por</w:t>
@@ -1014,7 +1014,7 @@
             <w:proofErr w:type="spellEnd"/>
             <w:r>
               <w:rPr>
-                <w:rFonts w:ascii="Arial Narrow" w:hAnsi="Arial Narrow" w:cs="Arial"/>
+                <w:rFonts w:ascii="Times New Roman" w:hAnsi="Times New Roman" w:cs="Times New Roman"/>
                 <w:bCs/>
               </w:rPr>
               <w:t xml:space="preserve"> }}</w:t>
